--- a/data/Documento Estructurados en Blanco con codeudor.docx
+++ b/data/Documento Estructurados en Blanco con codeudor.docx
@@ -28853,6 +28853,7 @@
     <w:p>
       <w:pPr>
         <w:pStyle w:val="Textoindependiente"/>
+        <w:spacing w:before="37" w:after="1"/>
         <w:rPr>
           <w:rFonts w:ascii="Times New Roman" w:hAnsi="Times New Roman" w:cs="Times New Roman"/>
           <w:sz w:val="18"/>
@@ -28863,23 +28864,18 @@
     <w:p>
       <w:pPr>
         <w:pStyle w:val="Textoindependiente"/>
-        <w:rPr>
-          <w:rFonts w:ascii="Times New Roman" w:hAnsi="Times New Roman" w:cs="Times New Roman"/>
-          <w:sz w:val="18"/>
-          <w:szCs w:val="18"/>
-        </w:rPr>
+        <w:spacing w:line="23" w:lineRule="exact"/>
+        <w:rPr>
+          <w:rFonts w:ascii="Times New Roman" w:hAnsi="Times New Roman" w:cs="Times New Roman"/>
+          <w:sz w:val="18"/>
+          <w:szCs w:val="18"/>
+        </w:rPr>
+        <w:sectPr>
+          <w:pgSz w:w="12240" w:h="20160"/>
+          <w:pgMar w:top="700" w:right="360" w:bottom="280" w:left="720" w:header="62" w:footer="0" w:gutter="0"/>
+          <w:cols w:space="720"/>
+        </w:sectPr>
       </w:pPr>
-    </w:p>
-    <w:p>
-      <w:pPr>
-        <w:pStyle w:val="Textoindependiente"/>
-        <w:spacing w:before="37" w:after="1"/>
-        <w:rPr>
-          <w:rFonts w:ascii="Times New Roman" w:hAnsi="Times New Roman" w:cs="Times New Roman"/>
-          <w:sz w:val="18"/>
-          <w:szCs w:val="18"/>
-        </w:rPr>
-      </w:pPr>
       <w:r>
         <w:rPr>
           <w:rFonts w:ascii="Times New Roman" w:hAnsi="Times New Roman" w:cs="Times New Roman"/>
@@ -28887,35 +28883,123 @@
           <w:sz w:val="18"/>
           <w:szCs w:val="18"/>
         </w:rPr>
+        <mc:AlternateContent>
+          <mc:Choice Requires="wps">
+            <w:drawing>
+              <wp:anchor distT="0" distB="0" distL="114300" distR="114300" simplePos="0" relativeHeight="251663360" behindDoc="0" locked="0" layoutInCell="1" allowOverlap="1" wp14:anchorId="03A3A8FD" wp14:editId="35D7B9C4">
+                <wp:simplePos x="0" y="0"/>
+                <wp:positionH relativeFrom="column">
+                  <wp:posOffset>5213350</wp:posOffset>
+                </wp:positionH>
+                <wp:positionV relativeFrom="paragraph">
+                  <wp:posOffset>11430</wp:posOffset>
+                </wp:positionV>
+                <wp:extent cx="939800" cy="0"/>
+                <wp:effectExtent l="0" t="0" r="0" b="0"/>
+                <wp:wrapNone/>
+                <wp:docPr id="750959423" name="Conector recto 9"/>
+                <wp:cNvGraphicFramePr/>
+                <a:graphic xmlns:a="http://schemas.openxmlformats.org/drawingml/2006/main">
+                  <a:graphicData uri="http://schemas.microsoft.com/office/word/2010/wordprocessingShape">
+                    <wps:wsp>
+                      <wps:cNvCnPr/>
+                      <wps:spPr>
+                        <a:xfrm>
+                          <a:off x="0" y="0"/>
+                          <a:ext cx="939800" cy="0"/>
+                        </a:xfrm>
+                        <a:prstGeom prst="line">
+                          <a:avLst/>
+                        </a:prstGeom>
+                        <a:ln>
+                          <a:solidFill>
+                            <a:schemeClr val="tx1">
+                              <a:lumMod val="50000"/>
+                              <a:lumOff val="50000"/>
+                            </a:schemeClr>
+                          </a:solidFill>
+                        </a:ln>
+                      </wps:spPr>
+                      <wps:style>
+                        <a:lnRef idx="1">
+                          <a:schemeClr val="accent1"/>
+                        </a:lnRef>
+                        <a:fillRef idx="0">
+                          <a:schemeClr val="accent1"/>
+                        </a:fillRef>
+                        <a:effectRef idx="0">
+                          <a:schemeClr val="accent1"/>
+                        </a:effectRef>
+                        <a:fontRef idx="minor">
+                          <a:schemeClr val="tx1"/>
+                        </a:fontRef>
+                      </wps:style>
+                      <wps:bodyPr/>
+                    </wps:wsp>
+                  </a:graphicData>
+                </a:graphic>
+                <wp14:sizeRelH relativeFrom="margin">
+                  <wp14:pctWidth>0</wp14:pctWidth>
+                </wp14:sizeRelH>
+                <wp14:sizeRelV relativeFrom="margin">
+                  <wp14:pctHeight>0</wp14:pctHeight>
+                </wp14:sizeRelV>
+              </wp:anchor>
+            </w:drawing>
+          </mc:Choice>
+          <mc:Fallback>
+            <w:pict>
+              <v:line w14:anchorId="39CA26D8" id="Conector recto 9" o:spid="_x0000_s1026" style="position:absolute;z-index:251663360;visibility:visible;mso-wrap-style:square;mso-width-percent:0;mso-height-percent:0;mso-wrap-distance-left:9pt;mso-wrap-distance-top:0;mso-wrap-distance-right:9pt;mso-wrap-distance-bottom:0;mso-position-horizontal:absolute;mso-position-horizontal-relative:text;mso-position-vertical:absolute;mso-position-vertical-relative:text;mso-width-percent:0;mso-height-percent:0;mso-width-relative:margin;mso-height-relative:margin" from="410.5pt,.9pt" to="484.5pt,.9pt" o:gfxdata="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" strokecolor="gray [1629]"/>
+            </w:pict>
+          </mc:Fallback>
+        </mc:AlternateContent>
+      </w:r>
+      <w:r>
+        <w:rPr>
+          <w:rFonts w:ascii="Times New Roman" w:hAnsi="Times New Roman" w:cs="Times New Roman"/>
+          <w:noProof/>
+          <w:sz w:val="18"/>
+          <w:szCs w:val="18"/>
+        </w:rPr>
         <w:drawing>
-          <wp:inline distT="0" distB="0" distL="0" distR="0" wp14:anchorId="19620663" wp14:editId="609BC932">
-            <wp:extent cx="679114" cy="14763"/>
+          <wp:inline distT="0" distB="0" distL="0" distR="0" wp14:anchorId="7794C5D6" wp14:editId="494D62CB">
+            <wp:extent cx="1073150" cy="12065"/>
             <wp:effectExtent l="0" t="0" r="0" b="0"/>
-            <wp:docPr id="1227684010" name="Image 4"/>
+            <wp:docPr id="977569329" name="Imagen 3"/>
             <wp:cNvGraphicFramePr>
-              <a:graphicFrameLocks xmlns:a="http://schemas.openxmlformats.org/drawingml/2006/main"/>
+              <a:graphicFrameLocks xmlns:a="http://schemas.openxmlformats.org/drawingml/2006/main" noChangeAspect="1"/>
             </wp:cNvGraphicFramePr>
             <a:graphic xmlns:a="http://schemas.openxmlformats.org/drawingml/2006/main">
               <a:graphicData uri="http://schemas.openxmlformats.org/drawingml/2006/picture">
                 <pic:pic xmlns:pic="http://schemas.openxmlformats.org/drawingml/2006/picture">
                   <pic:nvPicPr>
-                    <pic:cNvPr id="4" name="Image 4"/>
-                    <pic:cNvPicPr/>
+                    <pic:cNvPr id="0" name="Picture 2"/>
+                    <pic:cNvPicPr>
+                      <a:picLocks noChangeAspect="1" noChangeArrowheads="1"/>
+                    </pic:cNvPicPr>
                   </pic:nvPicPr>
                   <pic:blipFill>
-                    <a:blip r:embed="rId11" cstate="print"/>
+                    <a:blip r:embed="rId13">
+                      <a:extLst>
+                        <a:ext uri="{28A0092B-C50C-407E-A947-70E740481C1C}">
+                          <a14:useLocalDpi xmlns:a14="http://schemas.microsoft.com/office/drawing/2010/main" val="0"/>
+                        </a:ext>
+                      </a:extLst>
+                    </a:blip>
+                    <a:srcRect/>
                     <a:stretch>
                       <a:fillRect/>
                     </a:stretch>
                   </pic:blipFill>
-                  <pic:spPr>
+                  <pic:spPr bwMode="auto">
                     <a:xfrm>
                       <a:off x="0" y="0"/>
-                      <a:ext cx="679114" cy="14763"/>
+                      <a:ext cx="1073150" cy="12065"/>
                     </a:xfrm>
                     <a:prstGeom prst="rect">
                       <a:avLst/>
                     </a:prstGeom>
+                    <a:noFill/>
                   </pic:spPr>
                 </pic:pic>
               </a:graphicData>
@@ -28923,76 +29007,6 @@
           </wp:inline>
         </w:drawing>
       </w:r>
-    </w:p>
-    <w:p>
-      <w:pPr>
-        <w:pStyle w:val="Textoindependiente"/>
-        <w:spacing w:line="23" w:lineRule="exact"/>
-        <w:rPr>
-          <w:rFonts w:ascii="Times New Roman" w:hAnsi="Times New Roman" w:cs="Times New Roman"/>
-          <w:sz w:val="18"/>
-          <w:szCs w:val="18"/>
-        </w:rPr>
-      </w:pPr>
-      <w:r>
-        <w:rPr>
-          <w:rFonts w:ascii="Times New Roman" w:hAnsi="Times New Roman" w:cs="Times New Roman"/>
-          <w:noProof/>
-          <w:sz w:val="18"/>
-          <w:szCs w:val="18"/>
-        </w:rPr>
-        <w:drawing>
-          <wp:inline distT="0" distB="0" distL="0" distR="0" wp14:anchorId="64768763" wp14:editId="4292315E">
-            <wp:extent cx="679114" cy="14763"/>
-            <wp:effectExtent l="0" t="0" r="9525" b="9525"/>
-            <wp:docPr id="3" name="Image 3"/>
-            <wp:cNvGraphicFramePr>
-              <a:graphicFrameLocks xmlns:a="http://schemas.openxmlformats.org/drawingml/2006/main"/>
-            </wp:cNvGraphicFramePr>
-            <a:graphic xmlns:a="http://schemas.openxmlformats.org/drawingml/2006/main">
-              <a:graphicData uri="http://schemas.openxmlformats.org/drawingml/2006/picture">
-                <pic:pic xmlns:pic="http://schemas.openxmlformats.org/drawingml/2006/picture">
-                  <pic:nvPicPr>
-                    <pic:cNvPr id="3" name="Image 3"/>
-                    <pic:cNvPicPr/>
-                  </pic:nvPicPr>
-                  <pic:blipFill>
-                    <a:blip r:embed="rId11" cstate="print"/>
-                    <a:stretch>
-                      <a:fillRect/>
-                    </a:stretch>
-                  </pic:blipFill>
-                  <pic:spPr>
-                    <a:xfrm>
-                      <a:off x="0" y="0"/>
-                      <a:ext cx="679114" cy="14763"/>
-                    </a:xfrm>
-                    <a:prstGeom prst="rect">
-                      <a:avLst/>
-                    </a:prstGeom>
-                  </pic:spPr>
-                </pic:pic>
-              </a:graphicData>
-            </a:graphic>
-          </wp:inline>
-        </w:drawing>
-      </w:r>
-    </w:p>
-    <w:p>
-      <w:pPr>
-        <w:pStyle w:val="Textoindependiente"/>
-        <w:spacing w:line="23" w:lineRule="exact"/>
-        <w:rPr>
-          <w:rFonts w:ascii="Times New Roman" w:hAnsi="Times New Roman" w:cs="Times New Roman"/>
-          <w:sz w:val="18"/>
-          <w:szCs w:val="18"/>
-        </w:rPr>
-        <w:sectPr>
-          <w:pgSz w:w="12240" w:h="20160"/>
-          <w:pgMar w:top="700" w:right="360" w:bottom="280" w:left="720" w:header="62" w:footer="0" w:gutter="0"/>
-          <w:cols w:space="720"/>
-        </w:sectPr>
-      </w:pPr>
     </w:p>
     <w:p>
       <w:pPr>
@@ -29177,6 +29191,18 @@
           <w:szCs w:val="18"/>
         </w:rPr>
       </w:pPr>
+    </w:p>
+    <w:p>
+      <w:pPr>
+        <w:pStyle w:val="Textoindependiente"/>
+        <w:spacing w:before="5" w:line="247" w:lineRule="auto"/>
+        <w:ind w:left="720" w:hanging="720"/>
+        <w:rPr>
+          <w:rFonts w:ascii="Times New Roman" w:hAnsi="Times New Roman" w:cs="Times New Roman"/>
+          <w:sz w:val="18"/>
+          <w:szCs w:val="18"/>
+        </w:rPr>
+      </w:pPr>
       <w:r>
         <w:rPr>
           <w:rFonts w:ascii="Times New Roman" w:hAnsi="Times New Roman" w:cs="Times New Roman"/>
@@ -29184,41 +29210,70 @@
           <w:sz w:val="18"/>
           <w:szCs w:val="18"/>
         </w:rPr>
-        <w:drawing>
-          <wp:inline distT="0" distB="0" distL="0" distR="0" wp14:anchorId="5B888DE5" wp14:editId="20B87531">
-            <wp:extent cx="679114" cy="14763"/>
-            <wp:effectExtent l="0" t="0" r="0" b="0"/>
-            <wp:docPr id="1454574654" name="Image 4"/>
-            <wp:cNvGraphicFramePr>
-              <a:graphicFrameLocks xmlns:a="http://schemas.openxmlformats.org/drawingml/2006/main"/>
-            </wp:cNvGraphicFramePr>
-            <a:graphic xmlns:a="http://schemas.openxmlformats.org/drawingml/2006/main">
-              <a:graphicData uri="http://schemas.openxmlformats.org/drawingml/2006/picture">
-                <pic:pic xmlns:pic="http://schemas.openxmlformats.org/drawingml/2006/picture">
-                  <pic:nvPicPr>
-                    <pic:cNvPr id="4" name="Image 4"/>
-                    <pic:cNvPicPr/>
-                  </pic:nvPicPr>
-                  <pic:blipFill>
-                    <a:blip r:embed="rId11" cstate="print"/>
-                    <a:stretch>
-                      <a:fillRect/>
-                    </a:stretch>
-                  </pic:blipFill>
-                  <pic:spPr>
-                    <a:xfrm>
-                      <a:off x="0" y="0"/>
-                      <a:ext cx="679114" cy="14763"/>
-                    </a:xfrm>
-                    <a:prstGeom prst="rect">
-                      <a:avLst/>
-                    </a:prstGeom>
-                  </pic:spPr>
-                </pic:pic>
-              </a:graphicData>
-            </a:graphic>
-          </wp:inline>
-        </w:drawing>
+        <mc:AlternateContent>
+          <mc:Choice Requires="wps">
+            <w:drawing>
+              <wp:anchor distT="0" distB="0" distL="114300" distR="114300" simplePos="0" relativeHeight="251659264" behindDoc="0" locked="0" layoutInCell="1" allowOverlap="1" wp14:anchorId="4E9DD347" wp14:editId="5B9CDFE0">
+                <wp:simplePos x="0" y="0"/>
+                <wp:positionH relativeFrom="column">
+                  <wp:posOffset>0</wp:posOffset>
+                </wp:positionH>
+                <wp:positionV relativeFrom="paragraph">
+                  <wp:posOffset>119380</wp:posOffset>
+                </wp:positionV>
+                <wp:extent cx="1066800" cy="0"/>
+                <wp:effectExtent l="0" t="0" r="0" b="0"/>
+                <wp:wrapNone/>
+                <wp:docPr id="1283491122" name="Conector recto 2"/>
+                <wp:cNvGraphicFramePr/>
+                <a:graphic xmlns:a="http://schemas.openxmlformats.org/drawingml/2006/main">
+                  <a:graphicData uri="http://schemas.microsoft.com/office/word/2010/wordprocessingShape">
+                    <wps:wsp>
+                      <wps:cNvCnPr/>
+                      <wps:spPr>
+                        <a:xfrm>
+                          <a:off x="0" y="0"/>
+                          <a:ext cx="1066800" cy="0"/>
+                        </a:xfrm>
+                        <a:prstGeom prst="line">
+                          <a:avLst/>
+                        </a:prstGeom>
+                        <a:ln>
+                          <a:solidFill>
+                            <a:schemeClr val="tx1">
+                              <a:lumMod val="50000"/>
+                              <a:lumOff val="50000"/>
+                            </a:schemeClr>
+                          </a:solidFill>
+                        </a:ln>
+                      </wps:spPr>
+                      <wps:style>
+                        <a:lnRef idx="1">
+                          <a:schemeClr val="accent1"/>
+                        </a:lnRef>
+                        <a:fillRef idx="0">
+                          <a:schemeClr val="accent1"/>
+                        </a:fillRef>
+                        <a:effectRef idx="0">
+                          <a:schemeClr val="accent1"/>
+                        </a:effectRef>
+                        <a:fontRef idx="minor">
+                          <a:schemeClr val="tx1"/>
+                        </a:fontRef>
+                      </wps:style>
+                      <wps:bodyPr/>
+                    </wps:wsp>
+                  </a:graphicData>
+                </a:graphic>
+              </wp:anchor>
+            </w:drawing>
+          </mc:Choice>
+          <mc:Fallback>
+            <w:pict>
+              <v:line w14:anchorId="010FDBA6" id="Conector recto 2" o:spid="_x0000_s1026" style="position:absolute;z-index:251659264;visibility:visible;mso-wrap-style:square;mso-wrap-distance-left:9pt;mso-wrap-distance-top:0;mso-wrap-distance-right:9pt;mso-wrap-distance-bottom:0;mso-position-horizontal:absolute;mso-position-horizontal-relative:text;mso-position-vertical:absolute;mso-position-vertical-relative:text" from="0,9.4pt" to="84pt,9.4pt" o:gfxdata="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" strokecolor="gray [1629]"/>
+            </w:pict>
+          </mc:Fallback>
+        </mc:AlternateContent>
       </w:r>
     </w:p>
     <w:p>
@@ -29253,10 +29308,7 @@
       </w:r>
       <w:proofErr w:type="spellStart"/>
       <w:r>
-        <w:t>cedula_c</w:t>
-      </w:r>
-      <w:r>
-        <w:t>odeudor</w:t>
+        <w:t>cedula_codeudor</w:t>
       </w:r>
       <w:proofErr w:type="spellEnd"/>
       <w:r>
@@ -37592,6 +37644,150 @@
           <w:szCs w:val="18"/>
         </w:rPr>
       </w:pPr>
+      <w:r>
+        <w:rPr>
+          <w:rFonts w:ascii="Times New Roman" w:hAnsi="Times New Roman" w:cs="Times New Roman"/>
+          <w:noProof/>
+          <w:sz w:val="18"/>
+          <w:szCs w:val="18"/>
+        </w:rPr>
+        <mc:AlternateContent>
+          <mc:Choice Requires="wps">
+            <w:drawing>
+              <wp:anchor distT="0" distB="0" distL="114300" distR="114300" simplePos="0" relativeHeight="251662336" behindDoc="0" locked="0" layoutInCell="1" allowOverlap="1" wp14:anchorId="3C8413BF" wp14:editId="6DE5DF4E">
+                <wp:simplePos x="0" y="0"/>
+                <wp:positionH relativeFrom="column">
+                  <wp:posOffset>5200650</wp:posOffset>
+                </wp:positionH>
+                <wp:positionV relativeFrom="paragraph">
+                  <wp:posOffset>121920</wp:posOffset>
+                </wp:positionV>
+                <wp:extent cx="1016000" cy="6350"/>
+                <wp:effectExtent l="0" t="0" r="31750" b="31750"/>
+                <wp:wrapNone/>
+                <wp:docPr id="616566482" name="Conector recto 8"/>
+                <wp:cNvGraphicFramePr/>
+                <a:graphic xmlns:a="http://schemas.openxmlformats.org/drawingml/2006/main">
+                  <a:graphicData uri="http://schemas.microsoft.com/office/word/2010/wordprocessingShape">
+                    <wps:wsp>
+                      <wps:cNvCnPr/>
+                      <wps:spPr>
+                        <a:xfrm>
+                          <a:off x="0" y="0"/>
+                          <a:ext cx="1016000" cy="6350"/>
+                        </a:xfrm>
+                        <a:prstGeom prst="line">
+                          <a:avLst/>
+                        </a:prstGeom>
+                        <a:ln>
+                          <a:solidFill>
+                            <a:schemeClr val="tx1">
+                              <a:lumMod val="50000"/>
+                              <a:lumOff val="50000"/>
+                            </a:schemeClr>
+                          </a:solidFill>
+                        </a:ln>
+                      </wps:spPr>
+                      <wps:style>
+                        <a:lnRef idx="1">
+                          <a:schemeClr val="accent1"/>
+                        </a:lnRef>
+                        <a:fillRef idx="0">
+                          <a:schemeClr val="accent1"/>
+                        </a:fillRef>
+                        <a:effectRef idx="0">
+                          <a:schemeClr val="accent1"/>
+                        </a:effectRef>
+                        <a:fontRef idx="minor">
+                          <a:schemeClr val="tx1"/>
+                        </a:fontRef>
+                      </wps:style>
+                      <wps:bodyPr/>
+                    </wps:wsp>
+                  </a:graphicData>
+                </a:graphic>
+              </wp:anchor>
+            </w:drawing>
+          </mc:Choice>
+          <mc:Fallback>
+            <w:pict>
+              <v:line w14:anchorId="37EC8574" id="Conector recto 8" o:spid="_x0000_s1026" style="position:absolute;z-index:251662336;visibility:visible;mso-wrap-style:square;mso-wrap-distance-left:9pt;mso-wrap-distance-top:0;mso-wrap-distance-right:9pt;mso-wrap-distance-bottom:0;mso-position-horizontal:absolute;mso-position-horizontal-relative:text;mso-position-vertical:absolute;mso-position-vertical-relative:text" from="409.5pt,9.6pt" to="489.5pt,10.1pt" o:gfxdata="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" strokecolor="gray [1629]"/>
+            </w:pict>
+          </mc:Fallback>
+        </mc:AlternateContent>
+      </w:r>
+      <w:r>
+        <w:rPr>
+          <w:rFonts w:ascii="Times New Roman" w:hAnsi="Times New Roman" w:cs="Times New Roman"/>
+          <w:noProof/>
+          <w:sz w:val="18"/>
+          <w:szCs w:val="18"/>
+        </w:rPr>
+        <mc:AlternateContent>
+          <mc:Choice Requires="wps">
+            <w:drawing>
+              <wp:anchor distT="0" distB="0" distL="114300" distR="114300" simplePos="0" relativeHeight="251661312" behindDoc="0" locked="0" layoutInCell="1" allowOverlap="1" wp14:anchorId="2BEDC975" wp14:editId="2BAA5D9D">
+                <wp:simplePos x="0" y="0"/>
+                <wp:positionH relativeFrom="column">
+                  <wp:posOffset>0</wp:posOffset>
+                </wp:positionH>
+                <wp:positionV relativeFrom="paragraph">
+                  <wp:posOffset>147320</wp:posOffset>
+                </wp:positionV>
+                <wp:extent cx="1098550" cy="0"/>
+                <wp:effectExtent l="0" t="0" r="0" b="0"/>
+                <wp:wrapNone/>
+                <wp:docPr id="217907064" name="Conector recto 7"/>
+                <wp:cNvGraphicFramePr/>
+                <a:graphic xmlns:a="http://schemas.openxmlformats.org/drawingml/2006/main">
+                  <a:graphicData uri="http://schemas.microsoft.com/office/word/2010/wordprocessingShape">
+                    <wps:wsp>
+                      <wps:cNvCnPr/>
+                      <wps:spPr>
+                        <a:xfrm>
+                          <a:off x="0" y="0"/>
+                          <a:ext cx="1098550" cy="0"/>
+                        </a:xfrm>
+                        <a:prstGeom prst="line">
+                          <a:avLst/>
+                        </a:prstGeom>
+                        <a:ln>
+                          <a:solidFill>
+                            <a:schemeClr val="tx1">
+                              <a:lumMod val="50000"/>
+                              <a:lumOff val="50000"/>
+                            </a:schemeClr>
+                          </a:solidFill>
+                        </a:ln>
+                      </wps:spPr>
+                      <wps:style>
+                        <a:lnRef idx="1">
+                          <a:schemeClr val="accent1"/>
+                        </a:lnRef>
+                        <a:fillRef idx="0">
+                          <a:schemeClr val="accent1"/>
+                        </a:fillRef>
+                        <a:effectRef idx="0">
+                          <a:schemeClr val="accent1"/>
+                        </a:effectRef>
+                        <a:fontRef idx="minor">
+                          <a:schemeClr val="tx1"/>
+                        </a:fontRef>
+                      </wps:style>
+                      <wps:bodyPr/>
+                    </wps:wsp>
+                  </a:graphicData>
+                </a:graphic>
+              </wp:anchor>
+            </w:drawing>
+          </mc:Choice>
+          <mc:Fallback>
+            <w:pict>
+              <v:line w14:anchorId="29B40E94" id="Conector recto 7" o:spid="_x0000_s1026" style="position:absolute;z-index:251661312;visibility:visible;mso-wrap-style:square;mso-wrap-distance-left:9pt;mso-wrap-distance-top:0;mso-wrap-distance-right:9pt;mso-wrap-distance-bottom:0;mso-position-horizontal:absolute;mso-position-horizontal-relative:text;mso-position-vertical:absolute;mso-position-vertical-relative:text" from="0,11.6pt" to="86.5pt,11.6pt" o:gfxdata="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" strokecolor="gray [1629]"/>
+            </w:pict>
+          </mc:Fallback>
+        </mc:AlternateContent>
+      </w:r>
     </w:p>
     <w:p>
       <w:pPr>
@@ -37603,49 +37799,6 @@
           <w:szCs w:val="18"/>
         </w:rPr>
       </w:pPr>
-      <w:r>
-        <w:rPr>
-          <w:rFonts w:ascii="Times New Roman" w:hAnsi="Times New Roman" w:cs="Times New Roman"/>
-          <w:noProof/>
-          <w:sz w:val="18"/>
-          <w:szCs w:val="18"/>
-        </w:rPr>
-        <w:drawing>
-          <wp:inline distT="0" distB="0" distL="0" distR="0" wp14:anchorId="2CC9B8AE" wp14:editId="51BEBE4E">
-            <wp:extent cx="679114" cy="14763"/>
-            <wp:effectExtent l="0" t="0" r="0" b="0"/>
-            <wp:docPr id="4" name="Image 4"/>
-            <wp:cNvGraphicFramePr>
-              <a:graphicFrameLocks xmlns:a="http://schemas.openxmlformats.org/drawingml/2006/main"/>
-            </wp:cNvGraphicFramePr>
-            <a:graphic xmlns:a="http://schemas.openxmlformats.org/drawingml/2006/main">
-              <a:graphicData uri="http://schemas.openxmlformats.org/drawingml/2006/picture">
-                <pic:pic xmlns:pic="http://schemas.openxmlformats.org/drawingml/2006/picture">
-                  <pic:nvPicPr>
-                    <pic:cNvPr id="4" name="Image 4"/>
-                    <pic:cNvPicPr/>
-                  </pic:nvPicPr>
-                  <pic:blipFill>
-                    <a:blip r:embed="rId11" cstate="print"/>
-                    <a:stretch>
-                      <a:fillRect/>
-                    </a:stretch>
-                  </pic:blipFill>
-                  <pic:spPr>
-                    <a:xfrm>
-                      <a:off x="0" y="0"/>
-                      <a:ext cx="679114" cy="14763"/>
-                    </a:xfrm>
-                    <a:prstGeom prst="rect">
-                      <a:avLst/>
-                    </a:prstGeom>
-                  </pic:spPr>
-                </pic:pic>
-              </a:graphicData>
-            </a:graphic>
-          </wp:inline>
-        </w:drawing>
-      </w:r>
     </w:p>
     <w:p>
       <w:pPr>
@@ -37854,10 +38007,23 @@
         <w:ind w:left="720" w:hanging="720"/>
         <w:rPr>
           <w:rFonts w:ascii="Times New Roman" w:hAnsi="Times New Roman" w:cs="Times New Roman"/>
+          <w:noProof/>
           <w:sz w:val="18"/>
           <w:szCs w:val="18"/>
         </w:rPr>
       </w:pPr>
+    </w:p>
+    <w:p>
+      <w:pPr>
+        <w:pStyle w:val="Textoindependiente"/>
+        <w:spacing w:before="5" w:line="247" w:lineRule="auto"/>
+        <w:ind w:left="720" w:hanging="720"/>
+        <w:rPr>
+          <w:rFonts w:ascii="Times New Roman" w:hAnsi="Times New Roman" w:cs="Times New Roman"/>
+          <w:sz w:val="18"/>
+          <w:szCs w:val="18"/>
+        </w:rPr>
+      </w:pPr>
       <w:r>
         <w:rPr>
           <w:rFonts w:ascii="Times New Roman" w:hAnsi="Times New Roman" w:cs="Times New Roman"/>
@@ -37865,41 +38031,70 @@
           <w:sz w:val="18"/>
           <w:szCs w:val="18"/>
         </w:rPr>
-        <w:drawing>
-          <wp:inline distT="0" distB="0" distL="0" distR="0" wp14:anchorId="4EB7023D" wp14:editId="5DDDCCD4">
-            <wp:extent cx="679114" cy="14763"/>
-            <wp:effectExtent l="0" t="0" r="0" b="0"/>
-            <wp:docPr id="551028197" name="Image 4"/>
-            <wp:cNvGraphicFramePr>
-              <a:graphicFrameLocks xmlns:a="http://schemas.openxmlformats.org/drawingml/2006/main"/>
-            </wp:cNvGraphicFramePr>
-            <a:graphic xmlns:a="http://schemas.openxmlformats.org/drawingml/2006/main">
-              <a:graphicData uri="http://schemas.openxmlformats.org/drawingml/2006/picture">
-                <pic:pic xmlns:pic="http://schemas.openxmlformats.org/drawingml/2006/picture">
-                  <pic:nvPicPr>
-                    <pic:cNvPr id="4" name="Image 4"/>
-                    <pic:cNvPicPr/>
-                  </pic:nvPicPr>
-                  <pic:blipFill>
-                    <a:blip r:embed="rId11" cstate="print"/>
-                    <a:stretch>
-                      <a:fillRect/>
-                    </a:stretch>
-                  </pic:blipFill>
-                  <pic:spPr>
-                    <a:xfrm>
-                      <a:off x="0" y="0"/>
-                      <a:ext cx="679114" cy="14763"/>
-                    </a:xfrm>
-                    <a:prstGeom prst="rect">
-                      <a:avLst/>
-                    </a:prstGeom>
-                  </pic:spPr>
-                </pic:pic>
-              </a:graphicData>
-            </a:graphic>
-          </wp:inline>
-        </w:drawing>
+        <mc:AlternateContent>
+          <mc:Choice Requires="wps">
+            <w:drawing>
+              <wp:anchor distT="0" distB="0" distL="114300" distR="114300" simplePos="0" relativeHeight="251660288" behindDoc="0" locked="0" layoutInCell="1" allowOverlap="1" wp14:anchorId="134DD6F3" wp14:editId="2A15FBE5">
+                <wp:simplePos x="0" y="0"/>
+                <wp:positionH relativeFrom="column">
+                  <wp:posOffset>0</wp:posOffset>
+                </wp:positionH>
+                <wp:positionV relativeFrom="paragraph">
+                  <wp:posOffset>104775</wp:posOffset>
+                </wp:positionV>
+                <wp:extent cx="1028700" cy="6350"/>
+                <wp:effectExtent l="0" t="0" r="19050" b="31750"/>
+                <wp:wrapNone/>
+                <wp:docPr id="394408737" name="Conector recto 6"/>
+                <wp:cNvGraphicFramePr/>
+                <a:graphic xmlns:a="http://schemas.openxmlformats.org/drawingml/2006/main">
+                  <a:graphicData uri="http://schemas.microsoft.com/office/word/2010/wordprocessingShape">
+                    <wps:wsp>
+                      <wps:cNvCnPr/>
+                      <wps:spPr>
+                        <a:xfrm>
+                          <a:off x="0" y="0"/>
+                          <a:ext cx="1028700" cy="6350"/>
+                        </a:xfrm>
+                        <a:prstGeom prst="line">
+                          <a:avLst/>
+                        </a:prstGeom>
+                        <a:ln>
+                          <a:solidFill>
+                            <a:schemeClr val="tx1">
+                              <a:lumMod val="50000"/>
+                              <a:lumOff val="50000"/>
+                            </a:schemeClr>
+                          </a:solidFill>
+                        </a:ln>
+                      </wps:spPr>
+                      <wps:style>
+                        <a:lnRef idx="1">
+                          <a:schemeClr val="accent1"/>
+                        </a:lnRef>
+                        <a:fillRef idx="0">
+                          <a:schemeClr val="accent1"/>
+                        </a:fillRef>
+                        <a:effectRef idx="0">
+                          <a:schemeClr val="accent1"/>
+                        </a:effectRef>
+                        <a:fontRef idx="minor">
+                          <a:schemeClr val="tx1"/>
+                        </a:fontRef>
+                      </wps:style>
+                      <wps:bodyPr/>
+                    </wps:wsp>
+                  </a:graphicData>
+                </a:graphic>
+              </wp:anchor>
+            </w:drawing>
+          </mc:Choice>
+          <mc:Fallback>
+            <w:pict>
+              <v:line w14:anchorId="39461D76" id="Conector recto 6" o:spid="_x0000_s1026" style="position:absolute;z-index:251660288;visibility:visible;mso-wrap-style:square;mso-wrap-distance-left:9pt;mso-wrap-distance-top:0;mso-wrap-distance-right:9pt;mso-wrap-distance-bottom:0;mso-position-horizontal:absolute;mso-position-horizontal-relative:text;mso-position-vertical:absolute;mso-position-vertical-relative:text" from="0,8.25pt" to="81pt,8.75pt" o:gfxdata="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" strokecolor="gray [1629]"/>
+            </w:pict>
+          </mc:Fallback>
+        </mc:AlternateContent>
       </w:r>
     </w:p>
     <w:p>
@@ -44731,7 +44926,7 @@
       </w:r>
     </w:p>
     <w:sectPr>
-      <w:headerReference w:type="default" r:id="rId13"/>
+      <w:headerReference w:type="default" r:id="rId14"/>
       <w:pgSz w:w="12240" w:h="15840"/>
       <w:pgMar w:top="700" w:right="360" w:bottom="280" w:left="720" w:header="0" w:footer="0" w:gutter="0"/>
       <w:cols w:space="720"/>
@@ -46407,6 +46602,7 @@
   <w:style w:type="character" w:default="1" w:styleId="Fuentedeprrafopredeter">
     <w:name w:val="Default Paragraph Font"/>
     <w:uiPriority w:val="1"/>
+    <w:semiHidden/>
     <w:unhideWhenUsed/>
   </w:style>
   <w:style w:type="table" w:default="1" w:styleId="Tablanormal">

--- a/data/Documento Estructurados en Blanco con codeudor.docx
+++ b/data/Documento Estructurados en Blanco con codeudor.docx
@@ -28860,22 +28860,6 @@
           <w:szCs w:val="18"/>
         </w:rPr>
       </w:pPr>
-    </w:p>
-    <w:p>
-      <w:pPr>
-        <w:pStyle w:val="Textoindependiente"/>
-        <w:spacing w:line="23" w:lineRule="exact"/>
-        <w:rPr>
-          <w:rFonts w:ascii="Times New Roman" w:hAnsi="Times New Roman" w:cs="Times New Roman"/>
-          <w:sz w:val="18"/>
-          <w:szCs w:val="18"/>
-        </w:rPr>
-        <w:sectPr>
-          <w:pgSz w:w="12240" w:h="20160"/>
-          <w:pgMar w:top="700" w:right="360" w:bottom="280" w:left="720" w:header="62" w:footer="0" w:gutter="0"/>
-          <w:cols w:space="720"/>
-        </w:sectPr>
-      </w:pPr>
       <w:r>
         <w:rPr>
           <w:rFonts w:ascii="Times New Roman" w:hAnsi="Times New Roman" w:cs="Times New Roman"/>
@@ -28886,27 +28870,27 @@
         <mc:AlternateContent>
           <mc:Choice Requires="wps">
             <w:drawing>
-              <wp:anchor distT="0" distB="0" distL="114300" distR="114300" simplePos="0" relativeHeight="251663360" behindDoc="0" locked="0" layoutInCell="1" allowOverlap="1" wp14:anchorId="03A3A8FD" wp14:editId="35D7B9C4">
+              <wp:anchor distT="0" distB="0" distL="114300" distR="114300" simplePos="0" relativeHeight="251664384" behindDoc="0" locked="0" layoutInCell="1" allowOverlap="1" wp14:anchorId="575710B6" wp14:editId="524DCA05">
                 <wp:simplePos x="0" y="0"/>
                 <wp:positionH relativeFrom="column">
-                  <wp:posOffset>5213350</wp:posOffset>
+                  <wp:posOffset>5200650</wp:posOffset>
                 </wp:positionH>
                 <wp:positionV relativeFrom="paragraph">
-                  <wp:posOffset>11430</wp:posOffset>
+                  <wp:posOffset>116205</wp:posOffset>
                 </wp:positionV>
-                <wp:extent cx="939800" cy="0"/>
+                <wp:extent cx="755650" cy="0"/>
                 <wp:effectExtent l="0" t="0" r="0" b="0"/>
                 <wp:wrapNone/>
-                <wp:docPr id="750959423" name="Conector recto 9"/>
+                <wp:docPr id="1518606583" name="Conector recto 8"/>
                 <wp:cNvGraphicFramePr/>
                 <a:graphic xmlns:a="http://schemas.openxmlformats.org/drawingml/2006/main">
                   <a:graphicData uri="http://schemas.microsoft.com/office/word/2010/wordprocessingShape">
                     <wps:wsp>
                       <wps:cNvCnPr/>
                       <wps:spPr>
-                        <a:xfrm>
+                        <a:xfrm flipV="1">
                           <a:off x="0" y="0"/>
-                          <a:ext cx="939800" cy="0"/>
+                          <a:ext cx="755650" cy="0"/>
                         </a:xfrm>
                         <a:prstGeom prst="line">
                           <a:avLst/>
@@ -28914,8 +28898,8 @@
                         <a:ln>
                           <a:solidFill>
                             <a:schemeClr val="tx1">
-                              <a:lumMod val="50000"/>
-                              <a:lumOff val="50000"/>
+                              <a:lumMod val="65000"/>
+                              <a:lumOff val="35000"/>
                             </a:schemeClr>
                           </a:solidFill>
                         </a:ln>
@@ -28949,64 +28933,27 @@
           </mc:Choice>
           <mc:Fallback>
             <w:pict>
-              <v:line w14:anchorId="39CA26D8" id="Conector recto 9" o:spid="_x0000_s1026" style="position:absolute;z-index:251663360;visibility:visible;mso-wrap-style:square;mso-width-percent:0;mso-height-percent:0;mso-wrap-distance-left:9pt;mso-wrap-distance-top:0;mso-wrap-distance-right:9pt;mso-wrap-distance-bottom:0;mso-position-horizontal:absolute;mso-position-horizontal-relative:text;mso-position-vertical:absolute;mso-position-vertical-relative:text;mso-width-percent:0;mso-height-percent:0;mso-width-relative:margin;mso-height-relative:margin" from="410.5pt,.9pt" to="484.5pt,.9pt" o:gfxdata="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" strokecolor="gray [1629]"/>
+              <v:line w14:anchorId="63F5F6B8" id="Conector recto 8" o:spid="_x0000_s1026" style="position:absolute;flip:y;z-index:251664384;visibility:visible;mso-wrap-style:square;mso-width-percent:0;mso-height-percent:0;mso-wrap-distance-left:9pt;mso-wrap-distance-top:0;mso-wrap-distance-right:9pt;mso-wrap-distance-bottom:0;mso-position-horizontal:absolute;mso-position-horizontal-relative:text;mso-position-vertical:absolute;mso-position-vertical-relative:text;mso-width-percent:0;mso-height-percent:0;mso-width-relative:margin;mso-height-relative:margin" from="409.5pt,9.15pt" to="469pt,9.15pt" o:gfxdata="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" strokecolor="#5a5a5a [2109]"/>
             </w:pict>
           </mc:Fallback>
         </mc:AlternateContent>
       </w:r>
-      <w:r>
-        <w:rPr>
-          <w:rFonts w:ascii="Times New Roman" w:hAnsi="Times New Roman" w:cs="Times New Roman"/>
-          <w:noProof/>
-          <w:sz w:val="18"/>
-          <w:szCs w:val="18"/>
-        </w:rPr>
-        <w:drawing>
-          <wp:inline distT="0" distB="0" distL="0" distR="0" wp14:anchorId="7794C5D6" wp14:editId="494D62CB">
-            <wp:extent cx="1073150" cy="12065"/>
-            <wp:effectExtent l="0" t="0" r="0" b="0"/>
-            <wp:docPr id="977569329" name="Imagen 3"/>
-            <wp:cNvGraphicFramePr>
-              <a:graphicFrameLocks xmlns:a="http://schemas.openxmlformats.org/drawingml/2006/main" noChangeAspect="1"/>
-            </wp:cNvGraphicFramePr>
-            <a:graphic xmlns:a="http://schemas.openxmlformats.org/drawingml/2006/main">
-              <a:graphicData uri="http://schemas.openxmlformats.org/drawingml/2006/picture">
-                <pic:pic xmlns:pic="http://schemas.openxmlformats.org/drawingml/2006/picture">
-                  <pic:nvPicPr>
-                    <pic:cNvPr id="0" name="Picture 2"/>
-                    <pic:cNvPicPr>
-                      <a:picLocks noChangeAspect="1" noChangeArrowheads="1"/>
-                    </pic:cNvPicPr>
-                  </pic:nvPicPr>
-                  <pic:blipFill>
-                    <a:blip r:embed="rId13">
-                      <a:extLst>
-                        <a:ext uri="{28A0092B-C50C-407E-A947-70E740481C1C}">
-                          <a14:useLocalDpi xmlns:a14="http://schemas.microsoft.com/office/drawing/2010/main" val="0"/>
-                        </a:ext>
-                      </a:extLst>
-                    </a:blip>
-                    <a:srcRect/>
-                    <a:stretch>
-                      <a:fillRect/>
-                    </a:stretch>
-                  </pic:blipFill>
-                  <pic:spPr bwMode="auto">
-                    <a:xfrm>
-                      <a:off x="0" y="0"/>
-                      <a:ext cx="1073150" cy="12065"/>
-                    </a:xfrm>
-                    <a:prstGeom prst="rect">
-                      <a:avLst/>
-                    </a:prstGeom>
-                    <a:noFill/>
-                  </pic:spPr>
-                </pic:pic>
-              </a:graphicData>
-            </a:graphic>
-          </wp:inline>
-        </w:drawing>
-      </w:r>
+    </w:p>
+    <w:p>
+      <w:pPr>
+        <w:pStyle w:val="Textoindependiente"/>
+        <w:spacing w:line="23" w:lineRule="exact"/>
+        <w:rPr>
+          <w:rFonts w:ascii="Times New Roman" w:hAnsi="Times New Roman" w:cs="Times New Roman"/>
+          <w:sz w:val="18"/>
+          <w:szCs w:val="18"/>
+        </w:rPr>
+        <w:sectPr>
+          <w:pgSz w:w="12240" w:h="20160"/>
+          <w:pgMar w:top="700" w:right="360" w:bottom="280" w:left="720" w:header="62" w:footer="0" w:gutter="0"/>
+          <w:cols w:space="720"/>
+        </w:sectPr>
+      </w:pPr>
     </w:p>
     <w:p>
       <w:pPr>
@@ -29018,6 +28965,78 @@
           <w:szCs w:val="18"/>
         </w:rPr>
       </w:pPr>
+      <w:r>
+        <w:rPr>
+          <w:rFonts w:ascii="Times New Roman" w:hAnsi="Times New Roman" w:cs="Times New Roman"/>
+          <w:noProof/>
+          <w:sz w:val="18"/>
+          <w:szCs w:val="18"/>
+        </w:rPr>
+        <mc:AlternateContent>
+          <mc:Choice Requires="wps">
+            <w:drawing>
+              <wp:anchor distT="0" distB="0" distL="114300" distR="114300" simplePos="0" relativeHeight="251663360" behindDoc="0" locked="0" layoutInCell="1" allowOverlap="1" wp14:anchorId="7CCC30DD" wp14:editId="676210E6">
+                <wp:simplePos x="0" y="0"/>
+                <wp:positionH relativeFrom="column">
+                  <wp:posOffset>6350</wp:posOffset>
+                </wp:positionH>
+                <wp:positionV relativeFrom="paragraph">
+                  <wp:posOffset>5080</wp:posOffset>
+                </wp:positionV>
+                <wp:extent cx="1098550" cy="0"/>
+                <wp:effectExtent l="0" t="0" r="0" b="0"/>
+                <wp:wrapNone/>
+                <wp:docPr id="57740393" name="Conector recto 7"/>
+                <wp:cNvGraphicFramePr/>
+                <a:graphic xmlns:a="http://schemas.openxmlformats.org/drawingml/2006/main">
+                  <a:graphicData uri="http://schemas.microsoft.com/office/word/2010/wordprocessingShape">
+                    <wps:wsp>
+                      <wps:cNvCnPr/>
+                      <wps:spPr>
+                        <a:xfrm>
+                          <a:off x="0" y="0"/>
+                          <a:ext cx="1098550" cy="0"/>
+                        </a:xfrm>
+                        <a:prstGeom prst="line">
+                          <a:avLst/>
+                        </a:prstGeom>
+                        <a:ln>
+                          <a:solidFill>
+                            <a:schemeClr val="tx1">
+                              <a:lumMod val="65000"/>
+                              <a:lumOff val="35000"/>
+                            </a:schemeClr>
+                          </a:solidFill>
+                        </a:ln>
+                      </wps:spPr>
+                      <wps:style>
+                        <a:lnRef idx="1">
+                          <a:schemeClr val="accent1"/>
+                        </a:lnRef>
+                        <a:fillRef idx="0">
+                          <a:schemeClr val="accent1"/>
+                        </a:fillRef>
+                        <a:effectRef idx="0">
+                          <a:schemeClr val="accent1"/>
+                        </a:effectRef>
+                        <a:fontRef idx="minor">
+                          <a:schemeClr val="tx1"/>
+                        </a:fontRef>
+                      </wps:style>
+                      <wps:bodyPr/>
+                    </wps:wsp>
+                  </a:graphicData>
+                </a:graphic>
+              </wp:anchor>
+            </w:drawing>
+          </mc:Choice>
+          <mc:Fallback>
+            <w:pict>
+              <v:line w14:anchorId="276FCB4E" id="Conector recto 7" o:spid="_x0000_s1026" style="position:absolute;z-index:251663360;visibility:visible;mso-wrap-style:square;mso-wrap-distance-left:9pt;mso-wrap-distance-top:0;mso-wrap-distance-right:9pt;mso-wrap-distance-bottom:0;mso-position-horizontal:absolute;mso-position-horizontal-relative:text;mso-position-vertical:absolute;mso-position-vertical-relative:text" from=".5pt,.4pt" to="87pt,.4pt" o:gfxdata="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" strokecolor="#5a5a5a [2109]"/>
+            </w:pict>
+          </mc:Fallback>
+        </mc:AlternateContent>
+      </w:r>
       <w:r>
         <w:rPr>
           <w:rFonts w:ascii="Times New Roman" w:hAnsi="Times New Roman" w:cs="Times New Roman"/>
@@ -29213,7 +29232,7 @@
         <mc:AlternateContent>
           <mc:Choice Requires="wps">
             <w:drawing>
-              <wp:anchor distT="0" distB="0" distL="114300" distR="114300" simplePos="0" relativeHeight="251659264" behindDoc="0" locked="0" layoutInCell="1" allowOverlap="1" wp14:anchorId="4E9DD347" wp14:editId="5B9CDFE0">
+              <wp:anchor distT="0" distB="0" distL="114300" distR="114300" simplePos="0" relativeHeight="251659264" behindDoc="0" locked="0" layoutInCell="1" allowOverlap="1" wp14:anchorId="4E9DD347" wp14:editId="5C636825">
                 <wp:simplePos x="0" y="0"/>
                 <wp:positionH relativeFrom="column">
                   <wp:posOffset>0</wp:posOffset>
@@ -29241,8 +29260,8 @@
                         <a:ln>
                           <a:solidFill>
                             <a:schemeClr val="tx1">
-                              <a:lumMod val="50000"/>
-                              <a:lumOff val="50000"/>
+                              <a:lumMod val="65000"/>
+                              <a:lumOff val="35000"/>
                             </a:schemeClr>
                           </a:solidFill>
                         </a:ln>
@@ -29270,7 +29289,7 @@
           </mc:Choice>
           <mc:Fallback>
             <w:pict>
-              <v:line w14:anchorId="010FDBA6" id="Conector recto 2" o:spid="_x0000_s1026" style="position:absolute;z-index:251659264;visibility:visible;mso-wrap-style:square;mso-wrap-distance-left:9pt;mso-wrap-distance-top:0;mso-wrap-distance-right:9pt;mso-wrap-distance-bottom:0;mso-position-horizontal:absolute;mso-position-horizontal-relative:text;mso-position-vertical:absolute;mso-position-vertical-relative:text" from="0,9.4pt" to="84pt,9.4pt" o:gfxdata="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" strokecolor="gray [1629]"/>
+              <v:line w14:anchorId="46AB8D1A" id="Conector recto 2" o:spid="_x0000_s1026" style="position:absolute;z-index:251659264;visibility:visible;mso-wrap-style:square;mso-wrap-distance-left:9pt;mso-wrap-distance-top:0;mso-wrap-distance-right:9pt;mso-wrap-distance-bottom:0;mso-position-horizontal:absolute;mso-position-horizontal-relative:text;mso-position-vertical:absolute;mso-position-vertical-relative:text" from="0,9.4pt" to="84pt,9.4pt" o:gfxdata="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" strokecolor="#5a5a5a [2109]"/>
             </w:pict>
           </mc:Fallback>
         </mc:AlternateContent>
@@ -37654,7 +37673,7 @@
         <mc:AlternateContent>
           <mc:Choice Requires="wps">
             <w:drawing>
-              <wp:anchor distT="0" distB="0" distL="114300" distR="114300" simplePos="0" relativeHeight="251662336" behindDoc="0" locked="0" layoutInCell="1" allowOverlap="1" wp14:anchorId="3C8413BF" wp14:editId="6DE5DF4E">
+              <wp:anchor distT="0" distB="0" distL="114300" distR="114300" simplePos="0" relativeHeight="251662336" behindDoc="0" locked="0" layoutInCell="1" allowOverlap="1" wp14:anchorId="3C8413BF" wp14:editId="12C29ACD">
                 <wp:simplePos x="0" y="0"/>
                 <wp:positionH relativeFrom="column">
                   <wp:posOffset>5200650</wp:posOffset>
@@ -37682,8 +37701,8 @@
                         <a:ln>
                           <a:solidFill>
                             <a:schemeClr val="tx1">
-                              <a:lumMod val="50000"/>
-                              <a:lumOff val="50000"/>
+                              <a:lumMod val="65000"/>
+                              <a:lumOff val="35000"/>
                             </a:schemeClr>
                           </a:solidFill>
                         </a:ln>
@@ -37711,7 +37730,7 @@
           </mc:Choice>
           <mc:Fallback>
             <w:pict>
-              <v:line w14:anchorId="37EC8574" id="Conector recto 8" o:spid="_x0000_s1026" style="position:absolute;z-index:251662336;visibility:visible;mso-wrap-style:square;mso-wrap-distance-left:9pt;mso-wrap-distance-top:0;mso-wrap-distance-right:9pt;mso-wrap-distance-bottom:0;mso-position-horizontal:absolute;mso-position-horizontal-relative:text;mso-position-vertical:absolute;mso-position-vertical-relative:text" from="409.5pt,9.6pt" to="489.5pt,10.1pt" o:gfxdata="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" strokecolor="gray [1629]"/>
+              <v:line w14:anchorId="3298578D" id="Conector recto 8" o:spid="_x0000_s1026" style="position:absolute;z-index:251662336;visibility:visible;mso-wrap-style:square;mso-wrap-distance-left:9pt;mso-wrap-distance-top:0;mso-wrap-distance-right:9pt;mso-wrap-distance-bottom:0;mso-position-horizontal:absolute;mso-position-horizontal-relative:text;mso-position-vertical:absolute;mso-position-vertical-relative:text" from="409.5pt,9.6pt" to="489.5pt,10.1pt" o:gfxdata="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" strokecolor="#5a5a5a [2109]"/>
             </w:pict>
           </mc:Fallback>
         </mc:AlternateContent>
@@ -37726,7 +37745,7 @@
         <mc:AlternateContent>
           <mc:Choice Requires="wps">
             <w:drawing>
-              <wp:anchor distT="0" distB="0" distL="114300" distR="114300" simplePos="0" relativeHeight="251661312" behindDoc="0" locked="0" layoutInCell="1" allowOverlap="1" wp14:anchorId="2BEDC975" wp14:editId="2BAA5D9D">
+              <wp:anchor distT="0" distB="0" distL="114300" distR="114300" simplePos="0" relativeHeight="251661312" behindDoc="0" locked="0" layoutInCell="1" allowOverlap="1" wp14:anchorId="2BEDC975" wp14:editId="11D3C204">
                 <wp:simplePos x="0" y="0"/>
                 <wp:positionH relativeFrom="column">
                   <wp:posOffset>0</wp:posOffset>
@@ -37754,8 +37773,8 @@
                         <a:ln>
                           <a:solidFill>
                             <a:schemeClr val="tx1">
-                              <a:lumMod val="50000"/>
-                              <a:lumOff val="50000"/>
+                              <a:lumMod val="65000"/>
+                              <a:lumOff val="35000"/>
                             </a:schemeClr>
                           </a:solidFill>
                         </a:ln>
@@ -37783,7 +37802,7 @@
           </mc:Choice>
           <mc:Fallback>
             <w:pict>
-              <v:line w14:anchorId="29B40E94" id="Conector recto 7" o:spid="_x0000_s1026" style="position:absolute;z-index:251661312;visibility:visible;mso-wrap-style:square;mso-wrap-distance-left:9pt;mso-wrap-distance-top:0;mso-wrap-distance-right:9pt;mso-wrap-distance-bottom:0;mso-position-horizontal:absolute;mso-position-horizontal-relative:text;mso-position-vertical:absolute;mso-position-vertical-relative:text" from="0,11.6pt" to="86.5pt,11.6pt" o:gfxdata="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" strokecolor="gray [1629]"/>
+              <v:line w14:anchorId="70197F91" id="Conector recto 7" o:spid="_x0000_s1026" style="position:absolute;z-index:251661312;visibility:visible;mso-wrap-style:square;mso-wrap-distance-left:9pt;mso-wrap-distance-top:0;mso-wrap-distance-right:9pt;mso-wrap-distance-bottom:0;mso-position-horizontal:absolute;mso-position-horizontal-relative:text;mso-position-vertical:absolute;mso-position-vertical-relative:text" from="0,11.6pt" to="86.5pt,11.6pt" o:gfxdata="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" strokecolor="#5a5a5a [2109]"/>
             </w:pict>
           </mc:Fallback>
         </mc:AlternateContent>
@@ -38034,7 +38053,7 @@
         <mc:AlternateContent>
           <mc:Choice Requires="wps">
             <w:drawing>
-              <wp:anchor distT="0" distB="0" distL="114300" distR="114300" simplePos="0" relativeHeight="251660288" behindDoc="0" locked="0" layoutInCell="1" allowOverlap="1" wp14:anchorId="134DD6F3" wp14:editId="2A15FBE5">
+              <wp:anchor distT="0" distB="0" distL="114300" distR="114300" simplePos="0" relativeHeight="251660288" behindDoc="0" locked="0" layoutInCell="1" allowOverlap="1" wp14:anchorId="134DD6F3" wp14:editId="7D0469B5">
                 <wp:simplePos x="0" y="0"/>
                 <wp:positionH relativeFrom="column">
                   <wp:posOffset>0</wp:posOffset>
@@ -38062,8 +38081,8 @@
                         <a:ln>
                           <a:solidFill>
                             <a:schemeClr val="tx1">
-                              <a:lumMod val="50000"/>
-                              <a:lumOff val="50000"/>
+                              <a:lumMod val="65000"/>
+                              <a:lumOff val="35000"/>
                             </a:schemeClr>
                           </a:solidFill>
                         </a:ln>
@@ -38091,7 +38110,7 @@
           </mc:Choice>
           <mc:Fallback>
             <w:pict>
-              <v:line w14:anchorId="39461D76" id="Conector recto 6" o:spid="_x0000_s1026" style="position:absolute;z-index:251660288;visibility:visible;mso-wrap-style:square;mso-wrap-distance-left:9pt;mso-wrap-distance-top:0;mso-wrap-distance-right:9pt;mso-wrap-distance-bottom:0;mso-position-horizontal:absolute;mso-position-horizontal-relative:text;mso-position-vertical:absolute;mso-position-vertical-relative:text" from="0,8.25pt" to="81pt,8.75pt" o:gfxdata="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" strokecolor="gray [1629]"/>
+              <v:line w14:anchorId="210999F1" id="Conector recto 6" o:spid="_x0000_s1026" style="position:absolute;z-index:251660288;visibility:visible;mso-wrap-style:square;mso-wrap-distance-left:9pt;mso-wrap-distance-top:0;mso-wrap-distance-right:9pt;mso-wrap-distance-bottom:0;mso-position-horizontal:absolute;mso-position-horizontal-relative:text;mso-position-vertical:absolute;mso-position-vertical-relative:text" from="0,8.25pt" to="81pt,8.75pt" o:gfxdata="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" strokecolor="#5a5a5a [2109]"/>
             </w:pict>
           </mc:Fallback>
         </mc:AlternateContent>
@@ -44926,7 +44945,7 @@
       </w:r>
     </w:p>
     <w:sectPr>
-      <w:headerReference w:type="default" r:id="rId14"/>
+      <w:headerReference w:type="default" r:id="rId13"/>
       <w:pgSz w:w="12240" w:h="15840"/>
       <w:pgMar w:top="700" w:right="360" w:bottom="280" w:left="720" w:header="0" w:footer="0" w:gutter="0"/>
       <w:cols w:space="720"/>
